--- a/docs/downloads/william-gurnall/تم/doc_0535.docx
+++ b/docs/downloads/william-gurnall/تم/doc_0535.docx
@@ -1,28 +1,36 @@
 
 <file path=word/document.xml><?xml version="1.0" encoding="utf-8"?>
-<w:document xmlns:wpc="http://schemas.microsoft.com/office/word/2010/wordprocessingCanvas" xmlns:cx="http://schemas.microsoft.com/office/drawing/2014/chartex" xmlns:cx1="http://schemas.microsoft.com/office/drawing/2015/9/8/chartex" xmlns:cx2="http://schemas.microsoft.com/office/drawing/2015/10/21/chartex" xmlns:cx3="http://schemas.microsoft.com/office/drawing/2016/5/9/chartex" xmlns:cx4="http://schemas.microsoft.com/office/drawing/2016/5/10/chartex" xmlns:cx5="http://schemas.microsoft.com/office/drawing/2016/5/11/chartex" xmlns:cx6="http://schemas.microsoft.com/office/drawing/2016/5/12/chartex" xmlns:cx7="http://schemas.microsoft.com/office/drawing/2016/5/13/chartex" xmlns:cx8="http://schemas.microsoft.com/office/drawing/2016/5/14/chartex" xmlns:mc="http://schemas.openxmlformats.org/markup-compatibility/2006" xmlns:aink="http://schemas.microsoft.com/office/drawing/2016/ink" xmlns:am3d="http://schemas.microsoft.com/office/drawing/2017/model3d" xmlns:o="urn:schemas-microsoft-com:office:office" xmlns:oel="http://schemas.microsoft.com/office/2019/extlst" xmlns:r="http://schemas.openxmlformats.org/officeDocument/2006/relationships" xmlns:m="http://schemas.openxmlformats.org/officeDocument/2006/math" xmlns:v="urn:schemas-microsoft-com:vml" xmlns:wp14="http://schemas.microsoft.com/office/word/2010/wordprocessingDrawing" xmlns:wp="http://schemas.openxmlformats.org/drawingml/2006/wordprocessingDrawing" xmlns:w10="urn:schemas-microsoft-com:office:word" xmlns:w="http://schemas.openxmlformats.org/wordprocessingml/2006/main" xmlns:w14="http://schemas.microsoft.com/office/word/2010/wordml" xmlns:w15="http://schemas.microsoft.com/office/word/2012/wordml" xmlns:w16cex="http://schemas.microsoft.com/office/word/2018/wordml/cex" xmlns:w16cid="http://schemas.microsoft.com/office/word/2016/wordml/cid" xmlns:w16="http://schemas.microsoft.com/office/word/2018/wordml" xmlns:w16du="http://schemas.microsoft.com/office/word/2023/wordml/word16du" xmlns:w16sdtdh="http://schemas.microsoft.com/office/word/2020/wordml/sdtdatahash" xmlns:w16se="http://schemas.microsoft.com/office/word/2015/wordml/symex" xmlns:wpg="http://schemas.microsoft.com/office/word/2010/wordprocessingGroup" xmlns:wpi="http://schemas.microsoft.com/office/word/2010/wordprocessingInk" xmlns:wne="http://schemas.microsoft.com/office/word/2006/wordml" xmlns:wps="http://schemas.microsoft.com/office/word/2010/wordprocessingShape" mc:Ignorable="w14 w15 w16se w16cid w16 w16cex w16sdtdh w16du wp14">
+<w:document xmlns:wpc="http://schemas.microsoft.com/office/word/2010/wordprocessingCanvas" xmlns:cx="http://schemas.microsoft.com/office/drawing/2014/chartex" xmlns:cx1="http://schemas.microsoft.com/office/drawing/2015/9/8/chartex" xmlns:cx2="http://schemas.microsoft.com/office/drawing/2015/10/21/chartex" xmlns:cx3="http://schemas.microsoft.com/office/drawing/2016/5/9/chartex" xmlns:cx4="http://schemas.microsoft.com/office/drawing/2016/5/10/chartex" xmlns:cx5="http://schemas.microsoft.com/office/drawing/2016/5/11/chartex" xmlns:cx6="http://schemas.microsoft.com/office/drawing/2016/5/12/chartex" xmlns:cx7="http://schemas.microsoft.com/office/drawing/2016/5/13/chartex" xmlns:cx8="http://schemas.microsoft.com/office/drawing/2016/5/14/chartex" xmlns:mc="http://schemas.openxmlformats.org/markup-compatibility/2006" xmlns:aink="http://schemas.microsoft.com/office/drawing/2016/ink" xmlns:am3d="http://schemas.microsoft.com/office/drawing/2017/model3d" xmlns:o="urn:schemas-microsoft-com:office:office" xmlns:oel="http://schemas.microsoft.com/office/2019/extlst" xmlns:r="http://schemas.openxmlformats.org/officeDocument/2006/relationships" xmlns:m="http://schemas.openxmlformats.org/officeDocument/2006/math" xmlns:v="urn:schemas-microsoft-com:vml" xmlns:wp14="http://schemas.microsoft.com/office/word/2010/wordprocessingDrawing" xmlns:wp="http://schemas.openxmlformats.org/drawingml/2006/wordprocessingDrawing" xmlns:w10="urn:schemas-microsoft-com:office:word" xmlns:w="http://schemas.openxmlformats.org/wordprocessingml/2006/main" xmlns:w14="http://schemas.microsoft.com/office/word/2010/wordml" xmlns:w15="http://schemas.microsoft.com/office/word/2012/wordml" xmlns:w16cex="http://schemas.microsoft.com/office/word/2018/wordml/cex" xmlns:w16cid="http://schemas.microsoft.com/office/word/2016/wordml/cid" xmlns:w16="http://schemas.microsoft.com/office/word/2018/wordml" xmlns:w16sdtdh="http://schemas.microsoft.com/office/word/2020/wordml/sdtdatahash" xmlns:w16se="http://schemas.microsoft.com/office/word/2015/wordml/symex" xmlns:wpg="http://schemas.microsoft.com/office/word/2010/wordprocessingGroup" xmlns:wpi="http://schemas.microsoft.com/office/word/2010/wordprocessingInk" xmlns:wne="http://schemas.microsoft.com/office/word/2006/wordml" xmlns:wps="http://schemas.microsoft.com/office/word/2010/wordprocessingShape" mc:Ignorable="w14 w15 w16se w16cid w16 w16cex w16sdtdh wp14">
   <w:body>
     <w:p>
       <w:pPr>
         <w:rPr>
           <w:rtl/>
-        </w:rPr>
-      </w:pPr>
-      <w:hyperlink r:id="rId4" w:history="1">
+          <w:lang w:bidi="ar-LB"/>
+        </w:rPr>
+      </w:pPr>
+      <w:hyperlink r:id="rId5" w:history="1">
         <w:r>
           <w:rPr>
             <w:rStyle w:val="Hyperlink"/>
             <w:rtl/>
+            <w:lang w:bidi="ar-LB"/>
           </w:rPr>
-          <w:t>معوقات في الصلاة</w:t>
+          <w:t>سر الإنجيل</w:t>
         </w:r>
       </w:hyperlink>
     </w:p>
     <w:p>
       <w:pPr>
         <w:bidi w:val="0"/>
-      </w:pPr>
-      <w:r>
+        <w:rPr>
+          <w:lang w:bidi="ar-LB"/>
+        </w:rPr>
+      </w:pPr>
+      <w:r>
+        <w:rPr>
+          <w:lang w:bidi="ar-LB"/>
+        </w:rPr>
         <w:t>William Gurnall</w:t>
       </w:r>
     </w:p>
@@ -30,350 +38,555 @@
       <w:pPr>
         <w:rPr>
           <w:rtl/>
-        </w:rPr>
-      </w:pPr>
-      <w:r>
-        <w:rPr>
-          <w:rFonts w:hint="cs"/>
-          <w:rtl/>
-        </w:rPr>
-        <w:t xml:space="preserve">معوقات الصلاة. </w:t>
-      </w:r>
-      <w:r>
-        <w:rPr>
-          <w:rtl/>
-        </w:rPr>
-        <w:t xml:space="preserve">هناك عداوة بين </w:t>
-      </w:r>
-      <w:r>
-        <w:rPr>
-          <w:rFonts w:hint="cs"/>
-          <w:rtl/>
-        </w:rPr>
-        <w:t>صنع الخطية</w:t>
-      </w:r>
-      <w:r>
-        <w:rPr>
-          <w:rtl/>
-        </w:rPr>
-        <w:t xml:space="preserve"> والصلاة</w:t>
-      </w:r>
-      <w:r>
-        <w:rPr>
-          <w:rFonts w:hint="cs"/>
-          <w:rtl/>
-        </w:rPr>
-        <w:t>. الولد الذي يقضي يومه باللعب يتسلل مساءً إلى سريره خوفًا من لوم أبيه له. الخطية والصلاة هما في هذا التناقض حيث لا يمكن للمرء أن يصل من الواحد إلى الآخر بخطوة واحدة.</w:t>
+          <w:lang w:bidi="ar-LB"/>
+        </w:rPr>
+      </w:pPr>
+      <w:r>
+        <w:rPr>
+          <w:rFonts w:hint="cs"/>
+          <w:rtl/>
+          <w:lang w:bidi="ar-LB"/>
+        </w:rPr>
+        <w:t xml:space="preserve">هكذا كما أن الإنجيل هو بذاته سر الإيمان فإنه يؤهل خائفي الله بأن يؤمنوا بـ"أسرار </w:t>
+      </w:r>
+      <w:r>
+        <w:rPr>
+          <w:rFonts w:hint="cs"/>
+          <w:rtl/>
+          <w:lang w:bidi="ar-LB"/>
+        </w:rPr>
+        <w:t>متميزة</w:t>
+      </w:r>
+      <w:r>
+        <w:rPr>
+          <w:rFonts w:hint="cs"/>
+          <w:rtl/>
+          <w:lang w:bidi="ar-LB"/>
+        </w:rPr>
+        <w:t xml:space="preserve">" </w:t>
+      </w:r>
+      <w:r>
+        <w:rPr>
+          <w:rtl/>
+          <w:lang w:bidi="ar-LB"/>
+        </w:rPr>
+        <w:t>–</w:t>
+      </w:r>
+      <w:r>
+        <w:rPr>
+          <w:rFonts w:hint="cs"/>
+          <w:rtl/>
+          <w:lang w:bidi="ar-LB"/>
+        </w:rPr>
+        <w:t xml:space="preserve"> بأن يؤمنوا بما لا يفهمونه وأن يرجوا ما لا يرونه. إنه يعلمهم بأن يؤمنوا،</w:t>
       </w:r>
     </w:p>
     <w:p>
       <w:pPr>
-        <w:rPr>
-          <w:rtl/>
-        </w:rPr>
-      </w:pPr>
-      <w:r>
-        <w:rPr>
-          <w:rFonts w:hint="cs"/>
-          <w:rtl/>
-        </w:rPr>
-        <w:t xml:space="preserve">أسلوب آخر يستخدمه الشيطان حتى يوقف المسيحي عن الصلاة، وهي الواجبات العالمية التي لا بد من إنجازها. احترص جدًا من أن تُشحَن كثيرًا بالمشغوليات العالمية والذي يحدث عندما نستوعب منها أكثر مما يتفق مع دعوتنا المسيحية. الله يسمح لك أن تعطي العالم مستحقاته ولكنه لن يسمح لك بأن تدفع للعالم من مستحقاته هو &lt;...&gt; </w:t>
-      </w:r>
-      <w:r>
-        <w:rPr>
-          <w:rFonts w:hint="cs"/>
-          <w:rtl/>
-        </w:rPr>
-        <w:t>القماش الذي هو قطعة صغيرة على الخياط ليصنع منها رداءً، يكفي للخياط الماهر أن يصنع منه اثنين. إنه يتطلب الكثير من المهارة، وأن تكون خسارته قليلة فيه. البعض يلاحظ كل دقيقة يقضونها في مخادعهم كما لو أنهم سيخسرونها في مكان عملهم. هل يحصد الفلاح أقل إن شحذ منجله؟ هل صلاة المائدة تفسد الطعام؟ كلا، والصلاة أيضًا لا تعيق المسيحي لا في واجباته ولا في ملذاته، وإنما هي تسرّع الأول وتقدس الآخر. "</w:t>
-      </w:r>
-      <w:r>
-        <w:rPr>
-          <w:rFonts w:ascii="Arial" w:hAnsi="Arial" w:cs="Arial" w:hint="cs"/>
-          <w:rtl/>
-        </w:rPr>
-        <w:t>​</w:t>
-      </w:r>
-      <w:r>
-        <w:rPr>
-          <w:rFonts w:hint="cs"/>
-          <w:rtl/>
-        </w:rPr>
-        <w:t>تَوَكَّلْ</w:t>
-      </w:r>
-      <w:r>
-        <w:rPr>
-          <w:rtl/>
-        </w:rPr>
-        <w:t xml:space="preserve"> </w:t>
-      </w:r>
-      <w:r>
-        <w:rPr>
-          <w:rFonts w:hint="cs"/>
-          <w:rtl/>
-        </w:rPr>
-        <w:t>عَلَى</w:t>
-      </w:r>
-      <w:r>
-        <w:rPr>
-          <w:rtl/>
-        </w:rPr>
-        <w:t xml:space="preserve"> </w:t>
-      </w:r>
-      <w:r>
-        <w:rPr>
-          <w:rFonts w:hint="cs"/>
-          <w:rtl/>
-        </w:rPr>
-        <w:t>الرَّبِّ</w:t>
-      </w:r>
-      <w:r>
-        <w:rPr>
-          <w:rtl/>
-        </w:rPr>
-        <w:t xml:space="preserve"> </w:t>
-      </w:r>
-      <w:r>
-        <w:rPr>
-          <w:rFonts w:hint="cs"/>
-          <w:rtl/>
-        </w:rPr>
-        <w:t>بِكُلِّ</w:t>
-      </w:r>
-      <w:r>
-        <w:rPr>
-          <w:rtl/>
-        </w:rPr>
-        <w:t xml:space="preserve"> </w:t>
-      </w:r>
-      <w:r>
-        <w:rPr>
-          <w:rFonts w:hint="cs"/>
-          <w:rtl/>
-        </w:rPr>
-        <w:t>قَلْبِكَ،</w:t>
-      </w:r>
-      <w:r>
-        <w:rPr>
-          <w:rtl/>
-        </w:rPr>
-        <w:t xml:space="preserve"> </w:t>
-      </w:r>
-      <w:r>
-        <w:rPr>
-          <w:rFonts w:hint="cs"/>
-          <w:rtl/>
-        </w:rPr>
-        <w:t>وَعَلَى</w:t>
-      </w:r>
-      <w:r>
-        <w:rPr>
-          <w:rtl/>
-        </w:rPr>
-        <w:t xml:space="preserve"> </w:t>
-      </w:r>
-      <w:r>
-        <w:rPr>
-          <w:rFonts w:hint="cs"/>
-          <w:rtl/>
-        </w:rPr>
-        <w:t>فَهْمِكَ</w:t>
-      </w:r>
-      <w:r>
-        <w:rPr>
-          <w:rtl/>
-        </w:rPr>
-        <w:t xml:space="preserve"> </w:t>
-      </w:r>
-      <w:r>
-        <w:rPr>
-          <w:rFonts w:hint="cs"/>
-          <w:rtl/>
-        </w:rPr>
-        <w:t>لاَ</w:t>
-      </w:r>
-      <w:r>
-        <w:rPr>
-          <w:rtl/>
-        </w:rPr>
-        <w:t xml:space="preserve"> </w:t>
-      </w:r>
-      <w:r>
-        <w:rPr>
-          <w:rFonts w:hint="cs"/>
-          <w:rtl/>
-        </w:rPr>
-        <w:t>تَعْتَمِدْ</w:t>
-      </w:r>
-      <w:r>
-        <w:rPr>
-          <w:rtl/>
-        </w:rPr>
-        <w:t xml:space="preserve">.  </w:t>
-      </w:r>
-      <w:r>
-        <w:rPr>
-          <w:rFonts w:ascii="Arial" w:hAnsi="Arial" w:cs="Arial" w:hint="cs"/>
-          <w:rtl/>
-        </w:rPr>
-        <w:t>​</w:t>
-      </w:r>
-      <w:r>
-        <w:rPr>
-          <w:rtl/>
-        </w:rPr>
-        <w:t>6</w:t>
-      </w:r>
-      <w:r>
-        <w:rPr>
-          <w:rFonts w:ascii="Arial" w:hAnsi="Arial" w:cs="Arial" w:hint="cs"/>
-          <w:rtl/>
-        </w:rPr>
-        <w:t>​</w:t>
-      </w:r>
-      <w:r>
-        <w:rPr>
-          <w:rtl/>
-        </w:rPr>
-        <w:t xml:space="preserve"> </w:t>
-      </w:r>
-      <w:r>
-        <w:rPr>
-          <w:rFonts w:ascii="Arial" w:hAnsi="Arial" w:cs="Arial" w:hint="cs"/>
-          <w:rtl/>
-        </w:rPr>
-        <w:t>​</w:t>
-      </w:r>
-      <w:r>
-        <w:rPr>
-          <w:rFonts w:hint="cs"/>
-          <w:rtl/>
-        </w:rPr>
-        <w:t>فِي</w:t>
-      </w:r>
-      <w:r>
-        <w:rPr>
-          <w:rtl/>
-        </w:rPr>
-        <w:t xml:space="preserve"> </w:t>
-      </w:r>
-      <w:r>
-        <w:rPr>
-          <w:rFonts w:hint="cs"/>
-          <w:rtl/>
-        </w:rPr>
-        <w:t>كُلِّ</w:t>
-      </w:r>
-      <w:r>
-        <w:rPr>
-          <w:rtl/>
-        </w:rPr>
-        <w:t xml:space="preserve"> </w:t>
-      </w:r>
-      <w:r>
-        <w:rPr>
-          <w:rFonts w:hint="cs"/>
-          <w:rtl/>
-        </w:rPr>
-        <w:t>طُرُقِكَ</w:t>
-      </w:r>
-      <w:r>
-        <w:rPr>
-          <w:rtl/>
-        </w:rPr>
-        <w:t xml:space="preserve"> </w:t>
-      </w:r>
-      <w:r>
-        <w:rPr>
-          <w:rFonts w:hint="cs"/>
-          <w:rtl/>
-        </w:rPr>
-        <w:t>اعْرِفْهُ،</w:t>
-      </w:r>
-      <w:r>
-        <w:rPr>
-          <w:rFonts w:hint="cs"/>
-          <w:rtl/>
-        </w:rPr>
-        <w:t xml:space="preserve">" (أمثال 3: 5 </w:t>
-      </w:r>
-      <w:r>
-        <w:rPr>
-          <w:rtl/>
-        </w:rPr>
-        <w:t>–</w:t>
-      </w:r>
-      <w:r>
-        <w:rPr>
-          <w:rFonts w:hint="cs"/>
-          <w:rtl/>
-        </w:rPr>
-        <w:t xml:space="preserve"> 6). &lt;...&gt;</w:t>
+        <w:pStyle w:val="ListParagraph"/>
+        <w:numPr>
+          <w:ilvl w:val="0"/>
+          <w:numId w:val="1"/>
+        </w:numPr>
+        <w:rPr>
+          <w:lang w:bidi="ar-LB"/>
+        </w:rPr>
+      </w:pPr>
+      <w:r>
+        <w:rPr>
+          <w:rFonts w:hint="cs"/>
+          <w:rtl/>
+          <w:lang w:bidi="ar-LB"/>
+        </w:rPr>
+        <w:t>بأن المسيح وُلد في زمن معيّن، وبأنه من الأزل موجود؛</w:t>
       </w:r>
     </w:p>
     <w:p>
       <w:pPr>
-        <w:rPr>
-          <w:rtl/>
-        </w:rPr>
-      </w:pPr>
-      <w:r>
-        <w:rPr>
-          <w:rFonts w:hint="cs"/>
-          <w:rtl/>
-        </w:rPr>
-        <w:t>إهمال الصلاة. حينما توقف شاول عن طلب الله، نسمعه يطرق باب إبليس سائلاً عرّافة</w:t>
-      </w:r>
-      <w:r>
-        <w:rPr>
-          <w:rFonts w:hint="cs"/>
-          <w:rtl/>
-        </w:rPr>
-        <w:t xml:space="preserve"> عن مشورة. احفظ نفسك من أن تجاور مجربًا. إن كان لإبليس رغبة فهي بأن تحيا الخليقة بلا صلاة. إبليس لا يمكنه أن ينكر بأن العجائب العظيمة تُصنَع بالصلاة. عند ازدياد نمو روح الصلاة </w:t>
-      </w:r>
-      <w:r>
-        <w:rPr>
-          <w:rFonts w:hint="cs"/>
-          <w:rtl/>
-        </w:rPr>
-        <w:t>تنهزم</w:t>
-      </w:r>
-      <w:r>
-        <w:rPr>
-          <w:rFonts w:hint="cs"/>
-          <w:rtl/>
-        </w:rPr>
-        <w:t xml:space="preserve"> مملكته.</w:t>
+        <w:pStyle w:val="ListParagraph"/>
+        <w:numPr>
+          <w:ilvl w:val="0"/>
+          <w:numId w:val="1"/>
+        </w:numPr>
+        <w:rPr>
+          <w:lang w:bidi="ar-LB"/>
+        </w:rPr>
+      </w:pPr>
+      <w:r>
+        <w:rPr>
+          <w:rFonts w:hint="cs"/>
+          <w:rtl/>
+          <w:lang w:bidi="ar-LB"/>
+        </w:rPr>
+        <w:t>بأنه كان في بطن أمه، وبأن سماء السموات لا تسعه؛</w:t>
       </w:r>
     </w:p>
     <w:p>
-      <w:r>
-        <w:rPr>
-          <w:rFonts w:hint="cs"/>
-          <w:rtl/>
-        </w:rPr>
-        <w:t>إبليس لديه ثلاث استراتيجيات ضد الصلاة. أولاً هو يحاول بأن يوقفك عن الصلاة. إن لم ينجح في ذلك، سيحاول في المرة الثانية بأن يقاطعك في الصلاة. وإن أخفق في ذلك أيضًا فسوف يبذل كل ما عنده لكي لا يكون لصلاتك أي تأثير.</w:t>
+      <w:pPr>
+        <w:pStyle w:val="ListParagraph"/>
+        <w:numPr>
+          <w:ilvl w:val="0"/>
+          <w:numId w:val="1"/>
+        </w:numPr>
+        <w:rPr>
+          <w:lang w:bidi="ar-LB"/>
+        </w:rPr>
+      </w:pPr>
+      <w:r>
+        <w:rPr>
+          <w:rFonts w:hint="cs"/>
+          <w:rtl/>
+          <w:lang w:bidi="ar-LB"/>
+        </w:rPr>
+        <w:t>بأنه كان ابن مريم، ولكنه أيضًا خالقها؛</w:t>
+      </w:r>
+    </w:p>
+    <w:p>
+      <w:pPr>
+        <w:pStyle w:val="ListParagraph"/>
+        <w:numPr>
+          <w:ilvl w:val="0"/>
+          <w:numId w:val="1"/>
+        </w:numPr>
+        <w:rPr>
+          <w:lang w:bidi="ar-LB"/>
+        </w:rPr>
+      </w:pPr>
+      <w:r>
+        <w:rPr>
+          <w:rFonts w:hint="cs"/>
+          <w:rtl/>
+          <w:lang w:bidi="ar-LB"/>
+        </w:rPr>
+        <w:t>بأنه كان بلا خطية، ومع ذلك كان من العدل أنه مات عن الخطية؛</w:t>
+      </w:r>
+    </w:p>
+    <w:p>
+      <w:pPr>
+        <w:pStyle w:val="ListParagraph"/>
+        <w:numPr>
+          <w:ilvl w:val="0"/>
+          <w:numId w:val="1"/>
+        </w:numPr>
+        <w:rPr>
+          <w:lang w:bidi="ar-LB"/>
+        </w:rPr>
+      </w:pPr>
+      <w:r>
+        <w:rPr>
+          <w:rFonts w:hint="cs"/>
+          <w:rtl/>
+          <w:lang w:bidi="ar-LB"/>
+        </w:rPr>
+        <w:t>بأن الله كان عادلاً حينما عاقب المسيح، مع أنه كان بريئًا، وكان كذلك حينما برر الندمان مع أنه كان خاطئًا؛</w:t>
+      </w:r>
+    </w:p>
+    <w:p>
+      <w:pPr>
+        <w:pStyle w:val="ListParagraph"/>
+        <w:numPr>
+          <w:ilvl w:val="0"/>
+          <w:numId w:val="1"/>
+        </w:numPr>
+        <w:rPr>
+          <w:lang w:bidi="ar-LB"/>
+        </w:rPr>
+      </w:pPr>
+      <w:r>
+        <w:rPr>
+          <w:rFonts w:hint="cs"/>
+          <w:rtl/>
+          <w:lang w:bidi="ar-LB"/>
+        </w:rPr>
+        <w:t>بأنه كان خاطئًا عظيمًا</w:t>
+      </w:r>
+      <w:r>
+        <w:rPr>
+          <w:rFonts w:hint="cs"/>
+          <w:rtl/>
+          <w:lang w:bidi="ar-LB"/>
+        </w:rPr>
+        <w:t>، وبأن الله يراه الآن في المسيح بلا عيب أو غضن.</w:t>
+      </w:r>
+    </w:p>
+    <w:p>
+      <w:pPr>
+        <w:rPr>
+          <w:rtl/>
+          <w:lang w:bidi="ar-LB"/>
+        </w:rPr>
+      </w:pPr>
+      <w:r>
+        <w:rPr>
+          <w:rFonts w:hint="cs"/>
+          <w:rtl/>
+          <w:lang w:bidi="ar-LB"/>
+        </w:rPr>
+        <w:t>وكما أن الإنجيل هو سر مخافة الله، فإنه يؤهل خائفي الله بأن يفعلوا أمورًا متميزة تمامًا كالتي يؤمنون بها: بأن يحيوا بروح شخصٍ آخر، أن يعملوا في قوة شخص آخر، بأن يتميزوا بمشيئة شخص آخر وأن يكون في فكرهم مجد شخصٍ آخر.</w:t>
+      </w:r>
+    </w:p>
+    <w:p>
+      <w:pPr>
+        <w:pStyle w:val="ListParagraph"/>
+        <w:numPr>
+          <w:ilvl w:val="0"/>
+          <w:numId w:val="1"/>
+        </w:numPr>
+        <w:rPr>
+          <w:lang w:bidi="ar-LB"/>
+        </w:rPr>
+      </w:pPr>
+      <w:r>
+        <w:rPr>
+          <w:rFonts w:hint="cs"/>
+          <w:rtl/>
+          <w:lang w:bidi="ar-LB"/>
+        </w:rPr>
+        <w:t>إنهم رقيقون لدرجة حتى أن ولدًا صغيرًا يمكنه أن يقودهم إلى أي مكان حسن وهم أقوياء لدرجة حتى أن النار بحد ذاتها لا يمكنها أن تقودهم إلى الخطية.</w:t>
+      </w:r>
+    </w:p>
+    <w:p>
+      <w:pPr>
+        <w:pStyle w:val="ListParagraph"/>
+        <w:numPr>
+          <w:ilvl w:val="0"/>
+          <w:numId w:val="1"/>
+        </w:numPr>
+        <w:rPr>
+          <w:lang w:bidi="ar-LB"/>
+        </w:rPr>
+      </w:pPr>
+      <w:r>
+        <w:rPr>
+          <w:rFonts w:hint="cs"/>
+          <w:rtl/>
+          <w:lang w:bidi="ar-LB"/>
+        </w:rPr>
+        <w:t>هم قادرين على أن يحبوا أعداءهم ومع ذلك هم يبغضون أباهم وأمهم لأجل المسيح</w:t>
+      </w:r>
+      <w:r>
+        <w:rPr>
+          <w:rFonts w:hint="cs"/>
+          <w:rtl/>
+          <w:lang w:bidi="ar-LB"/>
+        </w:rPr>
+        <w:t>.</w:t>
+      </w:r>
+    </w:p>
+    <w:p>
+      <w:pPr>
+        <w:pStyle w:val="ListParagraph"/>
+        <w:numPr>
+          <w:ilvl w:val="0"/>
+          <w:numId w:val="1"/>
+        </w:numPr>
+        <w:rPr>
+          <w:lang w:bidi="ar-LB"/>
+        </w:rPr>
+      </w:pPr>
+      <w:r>
+        <w:rPr>
+          <w:rFonts w:hint="cs"/>
+          <w:rtl/>
+          <w:lang w:bidi="ar-LB"/>
+        </w:rPr>
+        <w:t>هم يتعلمون بأن يكونوا نشيطين في الأعمال العالمية ومع ذلك يؤهلون بأن يحتقروا الغِنى الذي يجنيه لهم تعب عملهم كبركة من الله.</w:t>
+      </w:r>
+    </w:p>
+    <w:p>
+      <w:pPr>
+        <w:pStyle w:val="ListParagraph"/>
+        <w:numPr>
+          <w:ilvl w:val="0"/>
+          <w:numId w:val="1"/>
+        </w:numPr>
+        <w:rPr>
+          <w:lang w:bidi="ar-LB"/>
+        </w:rPr>
+      </w:pPr>
+      <w:r>
+        <w:rPr>
+          <w:rFonts w:hint="cs"/>
+          <w:rtl/>
+          <w:lang w:bidi="ar-LB"/>
+        </w:rPr>
+        <w:t xml:space="preserve">هم يعلمون بأن كل الأشياء هي لهم ومع ذلك لا يجرؤون </w:t>
+      </w:r>
+      <w:r>
+        <w:rPr>
+          <w:rtl/>
+          <w:lang w:bidi="ar-LB"/>
+        </w:rPr>
+        <w:t>على أخذ أي شيء من الأشرار بالقوة أو بالخداع.</w:t>
+      </w:r>
+    </w:p>
+    <w:p>
+      <w:pPr>
+        <w:pStyle w:val="ListParagraph"/>
+        <w:numPr>
+          <w:ilvl w:val="0"/>
+          <w:numId w:val="1"/>
+        </w:numPr>
+        <w:rPr>
+          <w:lang w:bidi="ar-LB"/>
+        </w:rPr>
+      </w:pPr>
+      <w:r>
+        <w:rPr>
+          <w:rFonts w:hint="cs"/>
+          <w:rtl/>
+          <w:lang w:bidi="ar-LB"/>
+        </w:rPr>
+        <w:t>هم يتعلمون بأن يكونوا متواضعين لدرجة حتى أنهم يحترمون غيرهم أكثر من أنفسهم، ومع ذلك بأن يقدّروا مركزهم حتى أنهم لن يستبدلوا أكثر شخص مسكين بينهم بأعظم حاكم في هذا العالم.</w:t>
+      </w:r>
+    </w:p>
+    <w:p>
+      <w:pPr>
+        <w:pStyle w:val="ListParagraph"/>
+        <w:numPr>
+          <w:ilvl w:val="0"/>
+          <w:numId w:val="1"/>
+        </w:numPr>
+        <w:rPr>
+          <w:lang w:bidi="ar-LB"/>
+        </w:rPr>
+      </w:pPr>
+      <w:r>
+        <w:rPr>
+          <w:rFonts w:hint="cs"/>
+          <w:rtl/>
+          <w:lang w:bidi="ar-LB"/>
+        </w:rPr>
+        <w:t>هم بإمكانهم أن يطلبوا لأجل حياتهم وبنفس الوقت يتمنون الموت!</w:t>
+      </w:r>
+    </w:p>
+    <w:p>
+      <w:pPr>
+        <w:rPr>
+          <w:rtl/>
+          <w:lang w:bidi="ar-LB"/>
+        </w:rPr>
+      </w:pPr>
+      <w:r>
+        <w:rPr>
+          <w:rFonts w:hint="cs"/>
+          <w:rtl/>
+          <w:lang w:bidi="ar-LB"/>
+        </w:rPr>
+        <w:t xml:space="preserve">الإنجيل يفتح منجمًا فيه كنوز لا تُستقصى، ولكن في سرّ. إنه يُري كيف للإنسان أن </w:t>
+      </w:r>
+      <w:r>
+        <w:rPr>
+          <w:rFonts w:hint="cs"/>
+          <w:rtl/>
+          <w:lang w:bidi="ar-LB"/>
+        </w:rPr>
+        <w:t>يكون غنيًا في الإيمان وفي الله ولعالم آخر، بينما هو مسكين في هذا العالم ...</w:t>
+      </w:r>
+    </w:p>
+    <w:p>
+      <w:pPr>
+        <w:rPr>
+          <w:rFonts w:hint="cs"/>
+          <w:lang w:bidi="ar-LB"/>
+        </w:rPr>
+      </w:pPr>
+      <w:r>
+        <w:rPr>
+          <w:rFonts w:hint="cs"/>
+          <w:rtl/>
+          <w:lang w:bidi="ar-LB"/>
+        </w:rPr>
+        <w:t>كذلك فإن المعترفين بالإنجيل يُبغ</w:t>
+      </w:r>
+      <w:r>
+        <w:rPr>
+          <w:rFonts w:hint="cs"/>
+          <w:rtl/>
+          <w:lang w:bidi="ar-LB"/>
+        </w:rPr>
+        <w:t>َ</w:t>
+      </w:r>
+      <w:r>
+        <w:rPr>
+          <w:rFonts w:hint="cs"/>
+          <w:rtl/>
+          <w:lang w:bidi="ar-LB"/>
+        </w:rPr>
+        <w:t>ضون، لأنهم شركاء هذه الطبيعة الغامضة. إنهم مولودين في مقام رفيع، ولكن في سرّ. أصلهم لا يُعرَف بما تربوا عليه ظاهريًا. هم يحملون سلاحًا ويعتاشون من المدخولات، ولكن ليست التي تستدعي العالم ليحكم على الوضع الاجتماعي. كلا، إن مظهرهم وضيع، بينما باطنهم فرفيع المستوى. والعالم يحكم على ما يعرفه ويراه ظاهريًا، ولكن ليس على النعمة في الباطن. هم يسيرون في العالم كالأمراء في ثياب أناس فقيرة وهكذا أيضًا يُعام</w:t>
+      </w:r>
+      <w:r>
+        <w:rPr>
+          <w:rFonts w:hint="cs"/>
+          <w:rtl/>
+          <w:lang w:bidi="ar-LB"/>
+        </w:rPr>
+        <w:t>َ</w:t>
+      </w:r>
+      <w:r>
+        <w:rPr>
+          <w:rFonts w:hint="cs"/>
+          <w:rtl/>
+          <w:lang w:bidi="ar-LB"/>
+        </w:rPr>
+        <w:t>لون</w:t>
+      </w:r>
+      <w:r>
+        <w:rPr>
+          <w:rFonts w:hint="cs"/>
+          <w:rtl/>
+          <w:lang w:bidi="ar-LB"/>
+        </w:rPr>
+        <w:t>. لو أن المسيح لبس ثياب مجده وجلاله عند مجيئه إلى العالم لما كان تركه على هذه الصورة المليئة بالخزي والعنف. إن العالم كان سيوضع مرتعدًا عند قدميه، كما فعل البعض منهم حينما لامسهم ضياء ألوهيته. لو سار المؤمنون في هذه الثياب على الأرض التي سيلبسونها في السماء، لخاف واندهش منهم الذين يهينونهم الآن ويحتقرونهم. لكن كما أن برنامج الله لما كان سيكتمل في مجيء المسيح الأول لو ظهر في هذه الهيئة، هكذا كان أيضًا برنامجه لن يكتمل مع المؤمنين لو رآهم العالم في هذه الهيئة</w:t>
+      </w:r>
+      <w:r>
+        <w:rPr>
+          <w:rFonts w:hint="cs"/>
+          <w:rtl/>
+          <w:lang w:bidi="ar-LB"/>
+        </w:rPr>
+        <w:t xml:space="preserve"> كما سيراهم في أحد الأيام. لذا فهو راضٍ بأن يخفيهم تحت رداء الفقر والضعف الهزيل حتى يمتحنهم بالصبر والانتظار، ولكي يوقع غضبه على الأشرار في أنهم أوقعوا غضبهم على الأتقياء.</w:t>
       </w:r>
     </w:p>
     <w:sectPr>
-      <w:pgSz w:w="12240" w:h="15840"/>
-      <w:pgMar w:top="1440" w:right="1800" w:bottom="1440" w:left="1800" w:header="720" w:footer="720" w:gutter="0"/>
-      <w:cols w:space="720"/>
+      <w:pgSz w:w="11906" w:h="16838"/>
+      <w:pgMar w:top="1440" w:right="1440" w:bottom="1440" w:left="1440" w:header="708" w:footer="708" w:gutter="0"/>
+      <w:cols w:space="708"/>
       <w:docGrid w:linePitch="360"/>
     </w:sectPr>
   </w:body>
 </w:document>
 </file>
 
+<file path=word/numbering.xml><?xml version="1.0" encoding="utf-8"?>
+<w:numbering xmlns:wpc="http://schemas.microsoft.com/office/word/2010/wordprocessingCanvas" xmlns:cx="http://schemas.microsoft.com/office/drawing/2014/chartex" xmlns:cx1="http://schemas.microsoft.com/office/drawing/2015/9/8/chartex" xmlns:cx2="http://schemas.microsoft.com/office/drawing/2015/10/21/chartex" xmlns:cx3="http://schemas.microsoft.com/office/drawing/2016/5/9/chartex" xmlns:cx4="http://schemas.microsoft.com/office/drawing/2016/5/10/chartex" xmlns:cx5="http://schemas.microsoft.com/office/drawing/2016/5/11/chartex" xmlns:cx6="http://schemas.microsoft.com/office/drawing/2016/5/12/chartex" xmlns:cx7="http://schemas.microsoft.com/office/drawing/2016/5/13/chartex" xmlns:cx8="http://schemas.microsoft.com/office/drawing/2016/5/14/chartex" xmlns:mc="http://schemas.openxmlformats.org/markup-compatibility/2006" xmlns:aink="http://schemas.microsoft.com/office/drawing/2016/ink" xmlns:am3d="http://schemas.microsoft.com/office/drawing/2017/model3d" xmlns:o="urn:schemas-microsoft-com:office:office" xmlns:oel="http://schemas.microsoft.com/office/2019/extlst" xmlns:r="http://schemas.openxmlformats.org/officeDocument/2006/relationships" xmlns:m="http://schemas.openxmlformats.org/officeDocument/2006/math" xmlns:v="urn:schemas-microsoft-com:vml" xmlns:wp14="http://schemas.microsoft.com/office/word/2010/wordprocessingDrawing" xmlns:wp="http://schemas.openxmlformats.org/drawingml/2006/wordprocessingDrawing" xmlns:w10="urn:schemas-microsoft-com:office:word" xmlns:w="http://schemas.openxmlformats.org/wordprocessingml/2006/main" xmlns:w14="http://schemas.microsoft.com/office/word/2010/wordml" xmlns:w15="http://schemas.microsoft.com/office/word/2012/wordml" xmlns:w16cex="http://schemas.microsoft.com/office/word/2018/wordml/cex" xmlns:w16cid="http://schemas.microsoft.com/office/word/2016/wordml/cid" xmlns:w16="http://schemas.microsoft.com/office/word/2018/wordml" xmlns:w16sdtdh="http://schemas.microsoft.com/office/word/2020/wordml/sdtdatahash" xmlns:w16se="http://schemas.microsoft.com/office/word/2015/wordml/symex" xmlns:wpg="http://schemas.microsoft.com/office/word/2010/wordprocessingGroup" xmlns:wpi="http://schemas.microsoft.com/office/word/2010/wordprocessingInk" xmlns:wne="http://schemas.microsoft.com/office/word/2006/wordml" xmlns:wps="http://schemas.microsoft.com/office/word/2010/wordprocessingShape" mc:Ignorable="w14 w15 w16se w16cid w16 w16cex w16sdtdh wp14">
+  <w:abstractNum w:abstractNumId="0" w15:restartNumberingAfterBreak="0">
+    <w:nsid w:val="71EF32C6"/>
+    <w:multiLevelType w:val="hybridMultilevel"/>
+    <w:tmpl w:val="E5941236"/>
+    <w:lvl w:ilvl="0" w:tplc="F5126F78">
+      <w:numFmt w:val="bullet"/>
+      <w:lvlText w:val=""/>
+      <w:lvlJc w:val="left"/>
+      <w:pPr>
+        <w:ind w:left="720" w:hanging="360"/>
+      </w:pPr>
+      <w:rPr>
+        <w:rFonts w:ascii="Symbol" w:eastAsiaTheme="minorHAnsi" w:hAnsi="Symbol" w:cs="Sakkal Majalla" w:hint="default"/>
+      </w:rPr>
+    </w:lvl>
+    <w:lvl w:ilvl="1" w:tplc="04090003" w:tentative="1">
+      <w:start w:val="1"/>
+      <w:numFmt w:val="bullet"/>
+      <w:lvlText w:val="o"/>
+      <w:lvlJc w:val="left"/>
+      <w:pPr>
+        <w:ind w:left="1440" w:hanging="360"/>
+      </w:pPr>
+      <w:rPr>
+        <w:rFonts w:ascii="Courier New" w:hAnsi="Courier New" w:cs="Courier New" w:hint="default"/>
+      </w:rPr>
+    </w:lvl>
+    <w:lvl w:ilvl="2" w:tplc="04090005" w:tentative="1">
+      <w:start w:val="1"/>
+      <w:numFmt w:val="bullet"/>
+      <w:lvlText w:val=""/>
+      <w:lvlJc w:val="left"/>
+      <w:pPr>
+        <w:ind w:left="2160" w:hanging="360"/>
+      </w:pPr>
+      <w:rPr>
+        <w:rFonts w:ascii="Wingdings" w:hAnsi="Wingdings" w:hint="default"/>
+      </w:rPr>
+    </w:lvl>
+    <w:lvl w:ilvl="3" w:tplc="04090001" w:tentative="1">
+      <w:start w:val="1"/>
+      <w:numFmt w:val="bullet"/>
+      <w:lvlText w:val=""/>
+      <w:lvlJc w:val="left"/>
+      <w:pPr>
+        <w:ind w:left="2880" w:hanging="360"/>
+      </w:pPr>
+      <w:rPr>
+        <w:rFonts w:ascii="Symbol" w:hAnsi="Symbol" w:hint="default"/>
+      </w:rPr>
+    </w:lvl>
+    <w:lvl w:ilvl="4" w:tplc="04090003" w:tentative="1">
+      <w:start w:val="1"/>
+      <w:numFmt w:val="bullet"/>
+      <w:lvlText w:val="o"/>
+      <w:lvlJc w:val="left"/>
+      <w:pPr>
+        <w:ind w:left="3600" w:hanging="360"/>
+      </w:pPr>
+      <w:rPr>
+        <w:rFonts w:ascii="Courier New" w:hAnsi="Courier New" w:cs="Courier New" w:hint="default"/>
+      </w:rPr>
+    </w:lvl>
+    <w:lvl w:ilvl="5" w:tplc="04090005" w:tentative="1">
+      <w:start w:val="1"/>
+      <w:numFmt w:val="bullet"/>
+      <w:lvlText w:val=""/>
+      <w:lvlJc w:val="left"/>
+      <w:pPr>
+        <w:ind w:left="4320" w:hanging="360"/>
+      </w:pPr>
+      <w:rPr>
+        <w:rFonts w:ascii="Wingdings" w:hAnsi="Wingdings" w:hint="default"/>
+      </w:rPr>
+    </w:lvl>
+    <w:lvl w:ilvl="6" w:tplc="04090001" w:tentative="1">
+      <w:start w:val="1"/>
+      <w:numFmt w:val="bullet"/>
+      <w:lvlText w:val=""/>
+      <w:lvlJc w:val="left"/>
+      <w:pPr>
+        <w:ind w:left="5040" w:hanging="360"/>
+      </w:pPr>
+      <w:rPr>
+        <w:rFonts w:ascii="Symbol" w:hAnsi="Symbol" w:hint="default"/>
+      </w:rPr>
+    </w:lvl>
+    <w:lvl w:ilvl="7" w:tplc="04090003" w:tentative="1">
+      <w:start w:val="1"/>
+      <w:numFmt w:val="bullet"/>
+      <w:lvlText w:val="o"/>
+      <w:lvlJc w:val="left"/>
+      <w:pPr>
+        <w:ind w:left="5760" w:hanging="360"/>
+      </w:pPr>
+      <w:rPr>
+        <w:rFonts w:ascii="Courier New" w:hAnsi="Courier New" w:cs="Courier New" w:hint="default"/>
+      </w:rPr>
+    </w:lvl>
+    <w:lvl w:ilvl="8" w:tplc="04090005" w:tentative="1">
+      <w:start w:val="1"/>
+      <w:numFmt w:val="bullet"/>
+      <w:lvlText w:val=""/>
+      <w:lvlJc w:val="left"/>
+      <w:pPr>
+        <w:ind w:left="6480" w:hanging="360"/>
+      </w:pPr>
+      <w:rPr>
+        <w:rFonts w:ascii="Wingdings" w:hAnsi="Wingdings" w:hint="default"/>
+      </w:rPr>
+    </w:lvl>
+  </w:abstractNum>
+  <w:num w:numId="1" w16cid:durableId="1384480145">
+    <w:abstractNumId w:val="0"/>
+  </w:num>
+</w:numbering>
+</file>
+
 <file path=word/styles.xml><?xml version="1.0" encoding="utf-8"?>
-<w:styles xmlns:mc="http://schemas.openxmlformats.org/markup-compatibility/2006" xmlns:r="http://schemas.openxmlformats.org/officeDocument/2006/relationships" xmlns:w="http://schemas.openxmlformats.org/wordprocessingml/2006/main" xmlns:w14="http://schemas.microsoft.com/office/word/2010/wordml" xmlns:w15="http://schemas.microsoft.com/office/word/2012/wordml" xmlns:w16cex="http://schemas.microsoft.com/office/word/2018/wordml/cex" xmlns:w16cid="http://schemas.microsoft.com/office/word/2016/wordml/cid" xmlns:w16="http://schemas.microsoft.com/office/word/2018/wordml" xmlns:w16du="http://schemas.microsoft.com/office/word/2023/wordml/word16du" xmlns:w16sdtdh="http://schemas.microsoft.com/office/word/2020/wordml/sdtdatahash" xmlns:w16se="http://schemas.microsoft.com/office/word/2015/wordml/symex" mc:Ignorable="w14 w15 w16se w16cid w16 w16cex w16sdtdh w16du">
+<w:styles xmlns:mc="http://schemas.openxmlformats.org/markup-compatibility/2006" xmlns:r="http://schemas.openxmlformats.org/officeDocument/2006/relationships" xmlns:w="http://schemas.openxmlformats.org/wordprocessingml/2006/main" xmlns:w14="http://schemas.microsoft.com/office/word/2010/wordml" xmlns:w15="http://schemas.microsoft.com/office/word/2012/wordml" xmlns:w16cex="http://schemas.microsoft.com/office/word/2018/wordml/cex" xmlns:w16cid="http://schemas.microsoft.com/office/word/2016/wordml/cid" xmlns:w16="http://schemas.microsoft.com/office/word/2018/wordml" xmlns:w16sdtdh="http://schemas.microsoft.com/office/word/2020/wordml/sdtdatahash" xmlns:w16se="http://schemas.microsoft.com/office/word/2015/wordml/symex" mc:Ignorable="w14 w15 w16se w16cid w16 w16cex w16sdtdh">
   <w:docDefaults>
     <w:rPrDefault>
       <w:rPr>
         <w:rFonts w:ascii="Sakkal Majalla" w:eastAsiaTheme="minorHAnsi" w:hAnsi="Sakkal Majalla" w:cs="Sakkal Majalla"/>
-        <w:kern w:val="2"/>
         <w:sz w:val="28"/>
         <w:szCs w:val="28"/>
-        <w:lang w:val="en-US" w:eastAsia="en-US" w:bidi="he-IL"/>
+        <w:lang w:val="en-US" w:eastAsia="en-US" w:bidi="ar-SA"/>
         <w14:ligatures w14:val="standardContextual"/>
       </w:rPr>
     </w:rPrDefault>
@@ -766,9 +979,202 @@
   <w:style w:type="paragraph" w:default="1" w:styleId="Normal">
     <w:name w:val="Normal"/>
     <w:qFormat/>
-    <w:rPr>
-      <w:noProof/>
-      <w:lang w:bidi="ar-EG"/>
+  </w:style>
+  <w:style w:type="paragraph" w:styleId="Heading1">
+    <w:name w:val="heading 1"/>
+    <w:basedOn w:val="Normal"/>
+    <w:next w:val="Normal"/>
+    <w:link w:val="Heading1Char"/>
+    <w:uiPriority w:val="9"/>
+    <w:qFormat/>
+    <w:rsid w:val="00D16D8D"/>
+    <w:pPr>
+      <w:keepNext/>
+      <w:keepLines/>
+      <w:spacing w:before="360" w:after="80"/>
+      <w:outlineLvl w:val="0"/>
+    </w:pPr>
+    <w:rPr>
+      <w:rFonts w:asciiTheme="majorHAnsi" w:eastAsiaTheme="majorEastAsia" w:hAnsiTheme="majorHAnsi" w:cstheme="majorBidi"/>
+      <w:color w:val="0F4761" w:themeColor="accent1" w:themeShade="BF"/>
+      <w:sz w:val="40"/>
+      <w:szCs w:val="40"/>
+    </w:rPr>
+  </w:style>
+  <w:style w:type="paragraph" w:styleId="Heading2">
+    <w:name w:val="heading 2"/>
+    <w:basedOn w:val="Normal"/>
+    <w:next w:val="Normal"/>
+    <w:link w:val="Heading2Char"/>
+    <w:uiPriority w:val="9"/>
+    <w:semiHidden/>
+    <w:unhideWhenUsed/>
+    <w:qFormat/>
+    <w:rsid w:val="00D16D8D"/>
+    <w:pPr>
+      <w:keepNext/>
+      <w:keepLines/>
+      <w:spacing w:before="160" w:after="80"/>
+      <w:outlineLvl w:val="1"/>
+    </w:pPr>
+    <w:rPr>
+      <w:rFonts w:asciiTheme="majorHAnsi" w:eastAsiaTheme="majorEastAsia" w:hAnsiTheme="majorHAnsi" w:cstheme="majorBidi"/>
+      <w:color w:val="0F4761" w:themeColor="accent1" w:themeShade="BF"/>
+      <w:sz w:val="32"/>
+      <w:szCs w:val="32"/>
+    </w:rPr>
+  </w:style>
+  <w:style w:type="paragraph" w:styleId="Heading3">
+    <w:name w:val="heading 3"/>
+    <w:basedOn w:val="Normal"/>
+    <w:next w:val="Normal"/>
+    <w:link w:val="Heading3Char"/>
+    <w:uiPriority w:val="9"/>
+    <w:semiHidden/>
+    <w:unhideWhenUsed/>
+    <w:qFormat/>
+    <w:rsid w:val="00D16D8D"/>
+    <w:pPr>
+      <w:keepNext/>
+      <w:keepLines/>
+      <w:spacing w:before="160" w:after="80"/>
+      <w:outlineLvl w:val="2"/>
+    </w:pPr>
+    <w:rPr>
+      <w:rFonts w:asciiTheme="minorHAnsi" w:eastAsiaTheme="majorEastAsia" w:hAnsiTheme="minorHAnsi" w:cstheme="majorBidi"/>
+      <w:color w:val="0F4761" w:themeColor="accent1" w:themeShade="BF"/>
+    </w:rPr>
+  </w:style>
+  <w:style w:type="paragraph" w:styleId="Heading4">
+    <w:name w:val="heading 4"/>
+    <w:basedOn w:val="Normal"/>
+    <w:next w:val="Normal"/>
+    <w:link w:val="Heading4Char"/>
+    <w:uiPriority w:val="9"/>
+    <w:semiHidden/>
+    <w:unhideWhenUsed/>
+    <w:qFormat/>
+    <w:rsid w:val="00D16D8D"/>
+    <w:pPr>
+      <w:keepNext/>
+      <w:keepLines/>
+      <w:spacing w:before="80" w:after="40"/>
+      <w:outlineLvl w:val="3"/>
+    </w:pPr>
+    <w:rPr>
+      <w:rFonts w:asciiTheme="minorHAnsi" w:eastAsiaTheme="majorEastAsia" w:hAnsiTheme="minorHAnsi" w:cstheme="majorBidi"/>
+      <w:i/>
+      <w:iCs/>
+      <w:color w:val="0F4761" w:themeColor="accent1" w:themeShade="BF"/>
+    </w:rPr>
+  </w:style>
+  <w:style w:type="paragraph" w:styleId="Heading5">
+    <w:name w:val="heading 5"/>
+    <w:basedOn w:val="Normal"/>
+    <w:next w:val="Normal"/>
+    <w:link w:val="Heading5Char"/>
+    <w:uiPriority w:val="9"/>
+    <w:semiHidden/>
+    <w:unhideWhenUsed/>
+    <w:qFormat/>
+    <w:rsid w:val="00D16D8D"/>
+    <w:pPr>
+      <w:keepNext/>
+      <w:keepLines/>
+      <w:spacing w:before="80" w:after="40"/>
+      <w:outlineLvl w:val="4"/>
+    </w:pPr>
+    <w:rPr>
+      <w:rFonts w:asciiTheme="minorHAnsi" w:eastAsiaTheme="majorEastAsia" w:hAnsiTheme="minorHAnsi" w:cstheme="majorBidi"/>
+      <w:color w:val="0F4761" w:themeColor="accent1" w:themeShade="BF"/>
+    </w:rPr>
+  </w:style>
+  <w:style w:type="paragraph" w:styleId="Heading6">
+    <w:name w:val="heading 6"/>
+    <w:basedOn w:val="Normal"/>
+    <w:next w:val="Normal"/>
+    <w:link w:val="Heading6Char"/>
+    <w:uiPriority w:val="9"/>
+    <w:semiHidden/>
+    <w:unhideWhenUsed/>
+    <w:qFormat/>
+    <w:rsid w:val="00D16D8D"/>
+    <w:pPr>
+      <w:keepNext/>
+      <w:keepLines/>
+      <w:spacing w:before="40" w:after="0"/>
+      <w:outlineLvl w:val="5"/>
+    </w:pPr>
+    <w:rPr>
+      <w:rFonts w:asciiTheme="minorHAnsi" w:eastAsiaTheme="majorEastAsia" w:hAnsiTheme="minorHAnsi" w:cstheme="majorBidi"/>
+      <w:i/>
+      <w:iCs/>
+      <w:color w:val="595959" w:themeColor="text1" w:themeTint="A6"/>
+    </w:rPr>
+  </w:style>
+  <w:style w:type="paragraph" w:styleId="Heading7">
+    <w:name w:val="heading 7"/>
+    <w:basedOn w:val="Normal"/>
+    <w:next w:val="Normal"/>
+    <w:link w:val="Heading7Char"/>
+    <w:uiPriority w:val="9"/>
+    <w:semiHidden/>
+    <w:unhideWhenUsed/>
+    <w:qFormat/>
+    <w:rsid w:val="00D16D8D"/>
+    <w:pPr>
+      <w:keepNext/>
+      <w:keepLines/>
+      <w:spacing w:before="40" w:after="0"/>
+      <w:outlineLvl w:val="6"/>
+    </w:pPr>
+    <w:rPr>
+      <w:rFonts w:asciiTheme="minorHAnsi" w:eastAsiaTheme="majorEastAsia" w:hAnsiTheme="minorHAnsi" w:cstheme="majorBidi"/>
+      <w:color w:val="595959" w:themeColor="text1" w:themeTint="A6"/>
+    </w:rPr>
+  </w:style>
+  <w:style w:type="paragraph" w:styleId="Heading8">
+    <w:name w:val="heading 8"/>
+    <w:basedOn w:val="Normal"/>
+    <w:next w:val="Normal"/>
+    <w:link w:val="Heading8Char"/>
+    <w:uiPriority w:val="9"/>
+    <w:semiHidden/>
+    <w:unhideWhenUsed/>
+    <w:qFormat/>
+    <w:rsid w:val="00D16D8D"/>
+    <w:pPr>
+      <w:keepNext/>
+      <w:keepLines/>
+      <w:spacing w:after="0"/>
+      <w:outlineLvl w:val="7"/>
+    </w:pPr>
+    <w:rPr>
+      <w:rFonts w:asciiTheme="minorHAnsi" w:eastAsiaTheme="majorEastAsia" w:hAnsiTheme="minorHAnsi" w:cstheme="majorBidi"/>
+      <w:i/>
+      <w:iCs/>
+      <w:color w:val="272727" w:themeColor="text1" w:themeTint="D8"/>
+    </w:rPr>
+  </w:style>
+  <w:style w:type="paragraph" w:styleId="Heading9">
+    <w:name w:val="heading 9"/>
+    <w:basedOn w:val="Normal"/>
+    <w:next w:val="Normal"/>
+    <w:link w:val="Heading9Char"/>
+    <w:uiPriority w:val="9"/>
+    <w:semiHidden/>
+    <w:unhideWhenUsed/>
+    <w:qFormat/>
+    <w:rsid w:val="00D16D8D"/>
+    <w:pPr>
+      <w:keepNext/>
+      <w:keepLines/>
+      <w:spacing w:after="0"/>
+      <w:outlineLvl w:val="8"/>
+    </w:pPr>
+    <w:rPr>
+      <w:rFonts w:asciiTheme="minorHAnsi" w:eastAsiaTheme="majorEastAsia" w:hAnsiTheme="minorHAnsi" w:cstheme="majorBidi"/>
+      <w:color w:val="272727" w:themeColor="text1" w:themeTint="D8"/>
     </w:rPr>
   </w:style>
   <w:style w:type="character" w:default="1" w:styleId="DefaultParagraphFont">
@@ -798,14 +1204,298 @@
     <w:semiHidden/>
     <w:unhideWhenUsed/>
   </w:style>
+  <w:style w:type="character" w:customStyle="1" w:styleId="Heading1Char">
+    <w:name w:val="Heading 1 Char"/>
+    <w:basedOn w:val="DefaultParagraphFont"/>
+    <w:link w:val="Heading1"/>
+    <w:uiPriority w:val="9"/>
+    <w:rsid w:val="00D16D8D"/>
+    <w:rPr>
+      <w:rFonts w:asciiTheme="majorHAnsi" w:eastAsiaTheme="majorEastAsia" w:hAnsiTheme="majorHAnsi" w:cstheme="majorBidi"/>
+      <w:color w:val="0F4761" w:themeColor="accent1" w:themeShade="BF"/>
+      <w:sz w:val="40"/>
+      <w:szCs w:val="40"/>
+    </w:rPr>
+  </w:style>
+  <w:style w:type="character" w:customStyle="1" w:styleId="Heading2Char">
+    <w:name w:val="Heading 2 Char"/>
+    <w:basedOn w:val="DefaultParagraphFont"/>
+    <w:link w:val="Heading2"/>
+    <w:uiPriority w:val="9"/>
+    <w:semiHidden/>
+    <w:rsid w:val="00D16D8D"/>
+    <w:rPr>
+      <w:rFonts w:asciiTheme="majorHAnsi" w:eastAsiaTheme="majorEastAsia" w:hAnsiTheme="majorHAnsi" w:cstheme="majorBidi"/>
+      <w:color w:val="0F4761" w:themeColor="accent1" w:themeShade="BF"/>
+      <w:sz w:val="32"/>
+      <w:szCs w:val="32"/>
+    </w:rPr>
+  </w:style>
+  <w:style w:type="character" w:customStyle="1" w:styleId="Heading3Char">
+    <w:name w:val="Heading 3 Char"/>
+    <w:basedOn w:val="DefaultParagraphFont"/>
+    <w:link w:val="Heading3"/>
+    <w:uiPriority w:val="9"/>
+    <w:semiHidden/>
+    <w:rsid w:val="00D16D8D"/>
+    <w:rPr>
+      <w:rFonts w:asciiTheme="minorHAnsi" w:eastAsiaTheme="majorEastAsia" w:hAnsiTheme="minorHAnsi" w:cstheme="majorBidi"/>
+      <w:color w:val="0F4761" w:themeColor="accent1" w:themeShade="BF"/>
+    </w:rPr>
+  </w:style>
+  <w:style w:type="character" w:customStyle="1" w:styleId="Heading4Char">
+    <w:name w:val="Heading 4 Char"/>
+    <w:basedOn w:val="DefaultParagraphFont"/>
+    <w:link w:val="Heading4"/>
+    <w:uiPriority w:val="9"/>
+    <w:semiHidden/>
+    <w:rsid w:val="00D16D8D"/>
+    <w:rPr>
+      <w:rFonts w:asciiTheme="minorHAnsi" w:eastAsiaTheme="majorEastAsia" w:hAnsiTheme="minorHAnsi" w:cstheme="majorBidi"/>
+      <w:i/>
+      <w:iCs/>
+      <w:color w:val="0F4761" w:themeColor="accent1" w:themeShade="BF"/>
+    </w:rPr>
+  </w:style>
+  <w:style w:type="character" w:customStyle="1" w:styleId="Heading5Char">
+    <w:name w:val="Heading 5 Char"/>
+    <w:basedOn w:val="DefaultParagraphFont"/>
+    <w:link w:val="Heading5"/>
+    <w:uiPriority w:val="9"/>
+    <w:semiHidden/>
+    <w:rsid w:val="00D16D8D"/>
+    <w:rPr>
+      <w:rFonts w:asciiTheme="minorHAnsi" w:eastAsiaTheme="majorEastAsia" w:hAnsiTheme="minorHAnsi" w:cstheme="majorBidi"/>
+      <w:color w:val="0F4761" w:themeColor="accent1" w:themeShade="BF"/>
+    </w:rPr>
+  </w:style>
+  <w:style w:type="character" w:customStyle="1" w:styleId="Heading6Char">
+    <w:name w:val="Heading 6 Char"/>
+    <w:basedOn w:val="DefaultParagraphFont"/>
+    <w:link w:val="Heading6"/>
+    <w:uiPriority w:val="9"/>
+    <w:semiHidden/>
+    <w:rsid w:val="00D16D8D"/>
+    <w:rPr>
+      <w:rFonts w:asciiTheme="minorHAnsi" w:eastAsiaTheme="majorEastAsia" w:hAnsiTheme="minorHAnsi" w:cstheme="majorBidi"/>
+      <w:i/>
+      <w:iCs/>
+      <w:color w:val="595959" w:themeColor="text1" w:themeTint="A6"/>
+    </w:rPr>
+  </w:style>
+  <w:style w:type="character" w:customStyle="1" w:styleId="Heading7Char">
+    <w:name w:val="Heading 7 Char"/>
+    <w:basedOn w:val="DefaultParagraphFont"/>
+    <w:link w:val="Heading7"/>
+    <w:uiPriority w:val="9"/>
+    <w:semiHidden/>
+    <w:rsid w:val="00D16D8D"/>
+    <w:rPr>
+      <w:rFonts w:asciiTheme="minorHAnsi" w:eastAsiaTheme="majorEastAsia" w:hAnsiTheme="minorHAnsi" w:cstheme="majorBidi"/>
+      <w:color w:val="595959" w:themeColor="text1" w:themeTint="A6"/>
+    </w:rPr>
+  </w:style>
+  <w:style w:type="character" w:customStyle="1" w:styleId="Heading8Char">
+    <w:name w:val="Heading 8 Char"/>
+    <w:basedOn w:val="DefaultParagraphFont"/>
+    <w:link w:val="Heading8"/>
+    <w:uiPriority w:val="9"/>
+    <w:semiHidden/>
+    <w:rsid w:val="00D16D8D"/>
+    <w:rPr>
+      <w:rFonts w:asciiTheme="minorHAnsi" w:eastAsiaTheme="majorEastAsia" w:hAnsiTheme="minorHAnsi" w:cstheme="majorBidi"/>
+      <w:i/>
+      <w:iCs/>
+      <w:color w:val="272727" w:themeColor="text1" w:themeTint="D8"/>
+    </w:rPr>
+  </w:style>
+  <w:style w:type="character" w:customStyle="1" w:styleId="Heading9Char">
+    <w:name w:val="Heading 9 Char"/>
+    <w:basedOn w:val="DefaultParagraphFont"/>
+    <w:link w:val="Heading9"/>
+    <w:uiPriority w:val="9"/>
+    <w:semiHidden/>
+    <w:rsid w:val="00D16D8D"/>
+    <w:rPr>
+      <w:rFonts w:asciiTheme="minorHAnsi" w:eastAsiaTheme="majorEastAsia" w:hAnsiTheme="minorHAnsi" w:cstheme="majorBidi"/>
+      <w:color w:val="272727" w:themeColor="text1" w:themeTint="D8"/>
+    </w:rPr>
+  </w:style>
+  <w:style w:type="paragraph" w:styleId="Title">
+    <w:name w:val="Title"/>
+    <w:basedOn w:val="Normal"/>
+    <w:next w:val="Normal"/>
+    <w:link w:val="TitleChar"/>
+    <w:uiPriority w:val="10"/>
+    <w:qFormat/>
+    <w:rsid w:val="00D16D8D"/>
+    <w:pPr>
+      <w:spacing w:after="80" w:line="240" w:lineRule="auto"/>
+      <w:contextualSpacing/>
+    </w:pPr>
+    <w:rPr>
+      <w:rFonts w:asciiTheme="majorHAnsi" w:eastAsiaTheme="majorEastAsia" w:hAnsiTheme="majorHAnsi" w:cstheme="majorBidi"/>
+      <w:spacing w:val="-10"/>
+      <w:kern w:val="28"/>
+      <w:sz w:val="56"/>
+      <w:szCs w:val="56"/>
+    </w:rPr>
+  </w:style>
+  <w:style w:type="character" w:customStyle="1" w:styleId="TitleChar">
+    <w:name w:val="Title Char"/>
+    <w:basedOn w:val="DefaultParagraphFont"/>
+    <w:link w:val="Title"/>
+    <w:uiPriority w:val="10"/>
+    <w:rsid w:val="00D16D8D"/>
+    <w:rPr>
+      <w:rFonts w:asciiTheme="majorHAnsi" w:eastAsiaTheme="majorEastAsia" w:hAnsiTheme="majorHAnsi" w:cstheme="majorBidi"/>
+      <w:spacing w:val="-10"/>
+      <w:kern w:val="28"/>
+      <w:sz w:val="56"/>
+      <w:szCs w:val="56"/>
+    </w:rPr>
+  </w:style>
+  <w:style w:type="paragraph" w:styleId="Subtitle">
+    <w:name w:val="Subtitle"/>
+    <w:basedOn w:val="Normal"/>
+    <w:next w:val="Normal"/>
+    <w:link w:val="SubtitleChar"/>
+    <w:uiPriority w:val="11"/>
+    <w:qFormat/>
+    <w:rsid w:val="00D16D8D"/>
+    <w:pPr>
+      <w:numPr>
+        <w:ilvl w:val="1"/>
+      </w:numPr>
+    </w:pPr>
+    <w:rPr>
+      <w:rFonts w:asciiTheme="minorHAnsi" w:eastAsiaTheme="majorEastAsia" w:hAnsiTheme="minorHAnsi" w:cstheme="majorBidi"/>
+      <w:color w:val="595959" w:themeColor="text1" w:themeTint="A6"/>
+      <w:spacing w:val="15"/>
+    </w:rPr>
+  </w:style>
+  <w:style w:type="character" w:customStyle="1" w:styleId="SubtitleChar">
+    <w:name w:val="Subtitle Char"/>
+    <w:basedOn w:val="DefaultParagraphFont"/>
+    <w:link w:val="Subtitle"/>
+    <w:uiPriority w:val="11"/>
+    <w:rsid w:val="00D16D8D"/>
+    <w:rPr>
+      <w:rFonts w:asciiTheme="minorHAnsi" w:eastAsiaTheme="majorEastAsia" w:hAnsiTheme="minorHAnsi" w:cstheme="majorBidi"/>
+      <w:color w:val="595959" w:themeColor="text1" w:themeTint="A6"/>
+      <w:spacing w:val="15"/>
+    </w:rPr>
+  </w:style>
+  <w:style w:type="paragraph" w:styleId="Quote">
+    <w:name w:val="Quote"/>
+    <w:basedOn w:val="Normal"/>
+    <w:next w:val="Normal"/>
+    <w:link w:val="QuoteChar"/>
+    <w:uiPriority w:val="29"/>
+    <w:qFormat/>
+    <w:rsid w:val="00D16D8D"/>
+    <w:pPr>
+      <w:spacing w:before="160"/>
+      <w:jc w:val="center"/>
+    </w:pPr>
+    <w:rPr>
+      <w:i/>
+      <w:iCs/>
+      <w:color w:val="404040" w:themeColor="text1" w:themeTint="BF"/>
+    </w:rPr>
+  </w:style>
+  <w:style w:type="character" w:customStyle="1" w:styleId="QuoteChar">
+    <w:name w:val="Quote Char"/>
+    <w:basedOn w:val="DefaultParagraphFont"/>
+    <w:link w:val="Quote"/>
+    <w:uiPriority w:val="29"/>
+    <w:rsid w:val="00D16D8D"/>
+    <w:rPr>
+      <w:i/>
+      <w:iCs/>
+      <w:color w:val="404040" w:themeColor="text1" w:themeTint="BF"/>
+    </w:rPr>
+  </w:style>
+  <w:style w:type="paragraph" w:styleId="ListParagraph">
+    <w:name w:val="List Paragraph"/>
+    <w:basedOn w:val="Normal"/>
+    <w:uiPriority w:val="34"/>
+    <w:qFormat/>
+    <w:rsid w:val="00D16D8D"/>
+    <w:pPr>
+      <w:ind w:left="720"/>
+      <w:contextualSpacing/>
+    </w:pPr>
+  </w:style>
+  <w:style w:type="character" w:styleId="IntenseEmphasis">
+    <w:name w:val="Intense Emphasis"/>
+    <w:basedOn w:val="DefaultParagraphFont"/>
+    <w:uiPriority w:val="21"/>
+    <w:qFormat/>
+    <w:rsid w:val="00D16D8D"/>
+    <w:rPr>
+      <w:i/>
+      <w:iCs/>
+      <w:color w:val="0F4761" w:themeColor="accent1" w:themeShade="BF"/>
+    </w:rPr>
+  </w:style>
+  <w:style w:type="paragraph" w:styleId="IntenseQuote">
+    <w:name w:val="Intense Quote"/>
+    <w:basedOn w:val="Normal"/>
+    <w:next w:val="Normal"/>
+    <w:link w:val="IntenseQuoteChar"/>
+    <w:uiPriority w:val="30"/>
+    <w:qFormat/>
+    <w:rsid w:val="00D16D8D"/>
+    <w:pPr>
+      <w:pBdr>
+        <w:top w:val="single" w:sz="4" w:space="10" w:color="0F4761" w:themeColor="accent1" w:themeShade="BF"/>
+        <w:bottom w:val="single" w:sz="4" w:space="10" w:color="0F4761" w:themeColor="accent1" w:themeShade="BF"/>
+      </w:pBdr>
+      <w:spacing w:before="360" w:after="360"/>
+      <w:ind w:left="864" w:right="864"/>
+      <w:jc w:val="center"/>
+    </w:pPr>
+    <w:rPr>
+      <w:i/>
+      <w:iCs/>
+      <w:color w:val="0F4761" w:themeColor="accent1" w:themeShade="BF"/>
+    </w:rPr>
+  </w:style>
+  <w:style w:type="character" w:customStyle="1" w:styleId="IntenseQuoteChar">
+    <w:name w:val="Intense Quote Char"/>
+    <w:basedOn w:val="DefaultParagraphFont"/>
+    <w:link w:val="IntenseQuote"/>
+    <w:uiPriority w:val="30"/>
+    <w:rsid w:val="00D16D8D"/>
+    <w:rPr>
+      <w:i/>
+      <w:iCs/>
+      <w:color w:val="0F4761" w:themeColor="accent1" w:themeShade="BF"/>
+    </w:rPr>
+  </w:style>
+  <w:style w:type="character" w:styleId="IntenseReference">
+    <w:name w:val="Intense Reference"/>
+    <w:basedOn w:val="DefaultParagraphFont"/>
+    <w:uiPriority w:val="32"/>
+    <w:qFormat/>
+    <w:rsid w:val="00D16D8D"/>
+    <w:rPr>
+      <w:b/>
+      <w:bCs/>
+      <w:smallCaps/>
+      <w:color w:val="0F4761" w:themeColor="accent1" w:themeShade="BF"/>
+      <w:spacing w:val="5"/>
+    </w:rPr>
+  </w:style>
   <w:style w:type="character" w:styleId="Hyperlink">
     <w:name w:val="Hyperlink"/>
     <w:basedOn w:val="DefaultParagraphFont"/>
     <w:uiPriority w:val="99"/>
     <w:unhideWhenUsed/>
-    <w:rsid w:val="00B854BC"/>
-    <w:rPr>
-      <w:color w:val="0563C1" w:themeColor="hyperlink"/>
+    <w:rsid w:val="00415808"/>
+    <w:rPr>
+      <w:color w:val="467886" w:themeColor="hyperlink"/>
       <w:u w:val="single"/>
     </w:rPr>
   </w:style>
@@ -815,7 +1505,7 @@
     <w:uiPriority w:val="99"/>
     <w:semiHidden/>
     <w:unhideWhenUsed/>
-    <w:rsid w:val="00B854BC"/>
+    <w:rsid w:val="00415808"/>
     <w:rPr>
       <w:color w:val="605E5C"/>
       <w:shd w:val="clear" w:color="auto" w:fill="E1DFDD"/>
@@ -835,39 +1525,39 @@
         <a:sysClr val="window" lastClr="FFFFFF"/>
       </a:lt1>
       <a:dk2>
-        <a:srgbClr val="44546A"/>
+        <a:srgbClr val="0E2841"/>
       </a:dk2>
       <a:lt2>
-        <a:srgbClr val="E7E6E6"/>
+        <a:srgbClr val="E8E8E8"/>
       </a:lt2>
       <a:accent1>
-        <a:srgbClr val="4472C4"/>
+        <a:srgbClr val="156082"/>
       </a:accent1>
       <a:accent2>
-        <a:srgbClr val="ED7D31"/>
+        <a:srgbClr val="E97132"/>
       </a:accent2>
       <a:accent3>
-        <a:srgbClr val="A5A5A5"/>
+        <a:srgbClr val="196B24"/>
       </a:accent3>
       <a:accent4>
-        <a:srgbClr val="FFC000"/>
+        <a:srgbClr val="0F9ED5"/>
       </a:accent4>
       <a:accent5>
-        <a:srgbClr val="5B9BD5"/>
+        <a:srgbClr val="A02B93"/>
       </a:accent5>
       <a:accent6>
-        <a:srgbClr val="70AD47"/>
+        <a:srgbClr val="4EA72E"/>
       </a:accent6>
       <a:hlink>
-        <a:srgbClr val="0563C1"/>
+        <a:srgbClr val="467886"/>
       </a:hlink>
       <a:folHlink>
-        <a:srgbClr val="954F72"/>
+        <a:srgbClr val="96607D"/>
       </a:folHlink>
     </a:clrScheme>
     <a:fontScheme name="Office">
       <a:majorFont>
-        <a:latin typeface="Calibri Light" panose="020F0302020204030204"/>
+        <a:latin typeface="Aptos Display" panose="02110004020202020204"/>
         <a:ea typeface=""/>
         <a:cs typeface=""/>
         <a:font script="Jpan" typeface="游ゴシック Light"/>
@@ -919,10 +1609,10 @@
         <a:font script="Tfng" typeface="Ebrima"/>
       </a:majorFont>
       <a:minorFont>
-        <a:latin typeface="Calibri" panose="020F0502020204030204"/>
+        <a:latin typeface="Aptos" panose="02110004020202020204"/>
         <a:ea typeface=""/>
         <a:cs typeface=""/>
-        <a:font script="Jpan" typeface="游明朝"/>
+        <a:font script="Jpan" typeface="游ゴシック"/>
         <a:font script="Hang" typeface="맑은 고딕"/>
         <a:font script="Hans" typeface="等线"/>
         <a:font script="Hant" typeface="新細明體"/>
